--- a/roteiros/A02-ativos-ameacas-e-vulnerabilidades/fonte/A02-roteiro-docente.docx
+++ b/roteiros/A02-ativos-ameacas-e-vulnerabilidades/fonte/A02-roteiro-docente.docx
@@ -459,7 +459,7 @@
           <w:sz w:val="23"/>
           <w:szCs w:val="23"/>
         </w:rPr>
-        <w:t xml:space="preserve">Inventariar ativos de TI e OT relacionando função, responsável, dependências e consequência.</w:t>
+        <w:t xml:space="preserve">Inventariar os ativos do Juice Shop relacionando função, responsável, dependências e consequência; comparar OT somente na transferência.</w:t>
       </w:r>
     </w:p>
     <w:p>
@@ -572,7 +572,7 @@
           <w:sz w:val="23"/>
           <w:szCs w:val="23"/>
         </w:rPr>
-        <w:t xml:space="preserve">Executar o Juice Shop somente no laboratório local. Anotar no quadro o protocolo, host e porta autorizados.</w:t>
+        <w:t xml:space="preserve">Orientar cada estudante a executar seu próprio Juice Shop local. Escrever no quadro: http://127.0.0.1:3000.</w:t>
       </w:r>
     </w:p>
     <w:p>
@@ -590,7 +590,7 @@
           <w:sz w:val="23"/>
           <w:szCs w:val="23"/>
         </w:rPr>
-        <w:t xml:space="preserve">Confirmar que DevTools permite observar a requisição. Burp Community é opcional e não deve ser pré-requisito.</w:t>
+        <w:t xml:space="preserve">Confirmar previamente Docker Desktop no Windows em modo Linux containers ou Docker Engine no Linux.</w:t>
       </w:r>
     </w:p>
     <w:p>
@@ -608,7 +608,7 @@
           <w:sz w:val="23"/>
           <w:szCs w:val="23"/>
         </w:rPr>
-        <w:t xml:space="preserve">Validar a rota escolhida na versão instalada. Não assumir que telas e desafios permanecem iguais entre versões.</w:t>
+        <w:t xml:space="preserve">Baixar a imagem antes do encontro quando a rede do laboratório for limitada.</w:t>
       </w:r>
     </w:p>
     <w:p>
@@ -626,9 +626,185 @@
           <w:sz w:val="23"/>
           <w:szCs w:val="23"/>
         </w:rPr>
+        <w:t xml:space="preserve">Confirmar que DevTools permite observar a requisição. Burp Community é opcional e não deve ser pré-requisito.</w:t>
+      </w:r>
+    </w:p>
+    <w:p>
+      <w:pPr>
+        <w:pStyle w:val="ListParagraph"/>
+        <w:numPr>
+          <w:ilvl w:val="0"/>
+          <w:numId w:val="1"/>
+        </w:numPr>
+        <w:spacing w:after="75" w:line="305"/>
+      </w:pPr>
+      <w:r>
+        <w:rPr>
+          <w:color w:val="172B4D"/>
+          <w:sz w:val="23"/>
+          <w:szCs w:val="23"/>
+        </w:rPr>
+        <w:t xml:space="preserve">Validar a rota escolhida na versão instalada. Não assumir que telas e desafios permanecem iguais entre versões.</w:t>
+      </w:r>
+    </w:p>
+    <w:p>
+      <w:pPr>
+        <w:pStyle w:val="ListParagraph"/>
+        <w:numPr>
+          <w:ilvl w:val="0"/>
+          <w:numId w:val="1"/>
+        </w:numPr>
+        <w:spacing w:after="75" w:line="305"/>
+      </w:pPr>
+      <w:r>
+        <w:rPr>
+          <w:color w:val="172B4D"/>
+          <w:sz w:val="23"/>
+          <w:szCs w:val="23"/>
+        </w:rPr>
         <w:t xml:space="preserve">Manter a evidência alternativa do roteiro pronta: requisição fictícia, resposta 200 e tipo de conteúdo.</w:t>
       </w:r>
     </w:p>
+    <w:p>
+      <w:pPr>
+        <w:pStyle w:val="Heading2"/>
+        <w:keepNext/>
+      </w:pPr>
+      <w:r>
+        <w:t xml:space="preserve">Comandos que devem permanecer visíveis</w:t>
+      </w:r>
+    </w:p>
+    <w:p>
+      <w:pPr>
+        <w:spacing w:after="110" w:line="315"/>
+      </w:pPr>
+      <w:r>
+        <w:rPr>
+          <w:color w:val="172B4D"/>
+          <w:sz w:val="23"/>
+          <w:szCs w:val="23"/>
+        </w:rPr>
+        <w:t xml:space="preserve">PowerShell do Windows e terminal Linux usam os mesmos comandos Docker:</w:t>
+      </w:r>
+    </w:p>
+    <w:p>
+      <w:pPr>
+        <w:shd w:fill="0D2235" w:val="clear"/>
+        <w:spacing w:after="100" w:before="45" w:line="275"/>
+        <w:ind w:left="180" w:right="180"/>
+      </w:pPr>
+      <w:r>
+        <w:rPr>
+          <w:rFonts w:ascii="Consolas" w:cs="Consolas" w:eastAsia="Consolas" w:hAnsi="Consolas"/>
+          <w:color w:val="D8F3EA"/>
+          <w:sz w:val="20"/>
+          <w:szCs w:val="20"/>
+        </w:rPr>
+        <w:t xml:space="preserve">docker pull bkimminich/juice-shop</w:t>
+      </w:r>
+    </w:p>
+    <w:p>
+      <w:pPr>
+        <w:shd w:fill="0D2235" w:val="clear"/>
+        <w:spacing w:after="100" w:before="45" w:line="275"/>
+        <w:ind w:left="180" w:right="180"/>
+      </w:pPr>
+      <w:r>
+        <w:rPr>
+          <w:rFonts w:ascii="Consolas" w:cs="Consolas" w:eastAsia="Consolas" w:hAnsi="Consolas"/>
+          <w:color w:val="D8F3EA"/>
+          <w:sz w:val="20"/>
+          <w:szCs w:val="20"/>
+        </w:rPr>
+        <w:t xml:space="preserve">docker run --rm -d --name juice-shop-a02 -p 127.0.0.1:3000:3000 bkimminich/juice-shop</w:t>
+      </w:r>
+    </w:p>
+    <w:p>
+      <w:pPr>
+        <w:shd w:fill="0D2235" w:val="clear"/>
+        <w:spacing w:after="100" w:before="45" w:line="275"/>
+        <w:ind w:left="180" w:right="180"/>
+      </w:pPr>
+      <w:r>
+        <w:rPr>
+          <w:rFonts w:ascii="Consolas" w:cs="Consolas" w:eastAsia="Consolas" w:hAnsi="Consolas"/>
+          <w:color w:val="D8F3EA"/>
+          <w:sz w:val="20"/>
+          <w:szCs w:val="20"/>
+        </w:rPr>
+        <w:t xml:space="preserve">docker ps --filter name=juice-shop-a02</w:t>
+      </w:r>
+    </w:p>
+    <w:p>
+      <w:pPr>
+        <w:spacing w:after="110" w:line="315"/>
+      </w:pPr>
+      <w:r>
+        <w:rPr>
+          <w:color w:val="172B4D"/>
+          <w:sz w:val="23"/>
+          <w:szCs w:val="23"/>
+        </w:rPr>
+        <w:t xml:space="preserve">Acesso no navegador: http://127.0.0.1:3000. Encerramento: docker stop juice-shop-a02.</w:t>
+      </w:r>
+    </w:p>
+    <w:tbl>
+      <w:tblPr>
+        <w:tblW w:type="pct" w:w="100%"/>
+        <w:tblBorders>
+          <w:top w:val="single" w:color="auto" w:sz="4"/>
+          <w:left w:val="single" w:color="auto" w:sz="4"/>
+          <w:bottom w:val="single" w:color="auto" w:sz="4"/>
+          <w:right w:val="single" w:color="auto" w:sz="4"/>
+          <w:insideH w:val="single" w:color="auto" w:sz="4"/>
+          <w:insideV w:val="single" w:color="auto" w:sz="4"/>
+        </w:tblBorders>
+      </w:tblPr>
+      <w:tblGrid>
+        <w:gridCol w:w="100"/>
+      </w:tblGrid>
+      <w:tr>
+        <w:tc>
+          <w:tcPr>
+            <w:shd w:fill="B42318" w:val="clear"/>
+            <w:tcMar>
+              <w:top w:type="dxa" w:w="140"/>
+              <w:left w:type="dxa" w:w="180"/>
+              <w:bottom w:type="dxa" w:w="140"/>
+              <w:right w:type="dxa" w:w="180"/>
+            </w:tcMar>
+          </w:tcPr>
+          <w:p>
+            <w:pPr>
+              <w:spacing w:after="65"/>
+            </w:pPr>
+            <w:r>
+              <w:rPr>
+                <w:b/>
+                <w:bCs/>
+                <w:color w:val="FFFFFF"/>
+                <w:sz w:val="22"/>
+                <w:szCs w:val="22"/>
+              </w:rPr>
+              <w:t xml:space="preserve">SEGURANÇA</w:t>
+            </w:r>
+          </w:p>
+          <w:p>
+            <w:pPr>
+              <w:spacing w:line="310"/>
+            </w:pPr>
+            <w:r>
+              <w:rPr>
+                <w:color w:val="FFFFFF"/>
+                <w:sz w:val="23"/>
+                <w:szCs w:val="23"/>
+              </w:rPr>
+              <w:t xml:space="preserve">O vínculo 127.0.0.1 mantém o laboratório na máquina do estudante. Não orientar 0.0.0.0, encaminhamento de porta ou uso da demonstração pública como alvo.</w:t>
+            </w:r>
+          </w:p>
+        </w:tc>
+      </w:tr>
+    </w:tbl>
     <w:p>
       <w:pPr>
         <w:pStyle w:val="Heading2"/>
@@ -3729,7 +3905,7 @@
                 <w:sz w:val="21"/>
                 <w:szCs w:val="21"/>
               </w:rPr>
-              <w:t xml:space="preserve">52–60</w:t>
+              <w:t xml:space="preserve">52–64</w:t>
             </w:r>
           </w:p>
         </w:tc>
@@ -3762,7 +3938,7 @@
                 <w:sz w:val="21"/>
                 <w:szCs w:val="21"/>
               </w:rPr>
-              <w:t xml:space="preserve">confirmar alvo, papéis e hipótese</w:t>
+              <w:t xml:space="preserve">subir container local e confirmar 127.0.0.1:3000</w:t>
             </w:r>
           </w:p>
         </w:tc>
@@ -3795,7 +3971,7 @@
                 <w:sz w:val="21"/>
                 <w:szCs w:val="21"/>
               </w:rPr>
-              <w:t xml:space="preserve">verificar endereço antes de qualquer acesso</w:t>
+              <w:t xml:space="preserve">verificar Docker, nome, porta e vínculo local</w:t>
             </w:r>
           </w:p>
         </w:tc>
@@ -3828,7 +4004,7 @@
                 <w:sz w:val="21"/>
                 <w:szCs w:val="21"/>
               </w:rPr>
-              <w:t xml:space="preserve">checklist e previsão</w:t>
+              <w:t xml:space="preserve">container e URL local</w:t>
             </w:r>
           </w:p>
         </w:tc>
@@ -3863,7 +4039,7 @@
                 <w:sz w:val="21"/>
                 <w:szCs w:val="21"/>
               </w:rPr>
-              <w:t xml:space="preserve">60–72</w:t>
+              <w:t xml:space="preserve">64–69</w:t>
             </w:r>
           </w:p>
         </w:tc>
@@ -3896,7 +4072,7 @@
                 <w:sz w:val="21"/>
                 <w:szCs w:val="21"/>
               </w:rPr>
-              <w:t xml:space="preserve">observar uma requisição sem enumerar</w:t>
+              <w:t xml:space="preserve">confirmar alvo, papéis e hipótese</w:t>
             </w:r>
           </w:p>
         </w:tc>
@@ -3929,7 +4105,7 @@
                 <w:sz w:val="21"/>
                 <w:szCs w:val="21"/>
               </w:rPr>
-              <w:t xml:space="preserve">perguntar o que cada campo demonstra</w:t>
+              <w:t xml:space="preserve">verificar endereço antes da observação</w:t>
             </w:r>
           </w:p>
         </w:tc>
@@ -3962,7 +4138,7 @@
                 <w:sz w:val="21"/>
                 <w:szCs w:val="21"/>
               </w:rPr>
-              <w:t xml:space="preserve">registro sanitizado</w:t>
+              <w:t xml:space="preserve">checklist e previsão</w:t>
             </w:r>
           </w:p>
         </w:tc>
@@ -3997,7 +4173,7 @@
                 <w:sz w:val="21"/>
                 <w:szCs w:val="21"/>
               </w:rPr>
-              <w:t xml:space="preserve">72–84</w:t>
+              <w:t xml:space="preserve">69–79</w:t>
             </w:r>
           </w:p>
         </w:tc>
@@ -4030,7 +4206,7 @@
                 <w:sz w:val="21"/>
                 <w:szCs w:val="21"/>
               </w:rPr>
-              <w:t xml:space="preserve">inventariar quatro ativos, incluindo transferência OT</w:t>
+              <w:t xml:space="preserve">observar uma requisição sem enumerar</w:t>
             </w:r>
           </w:p>
         </w:tc>
@@ -4063,7 +4239,7 @@
                 <w:sz w:val="21"/>
                 <w:szCs w:val="21"/>
               </w:rPr>
-              <w:t xml:space="preserve">cobrar função, responsável e consequência</w:t>
+              <w:t xml:space="preserve">perguntar o que cada campo demonstra</w:t>
             </w:r>
           </w:p>
         </w:tc>
@@ -4096,7 +4272,7 @@
                 <w:sz w:val="21"/>
                 <w:szCs w:val="21"/>
               </w:rPr>
-              <w:t xml:space="preserve">inventário priorizado</w:t>
+              <w:t xml:space="preserve">registro sanitizado</w:t>
             </w:r>
           </w:p>
         </w:tc>
@@ -4131,7 +4307,7 @@
                 <w:sz w:val="21"/>
                 <w:szCs w:val="21"/>
               </w:rPr>
-              <w:t xml:space="preserve">84–94</w:t>
+              <w:t xml:space="preserve">79–87</w:t>
             </w:r>
           </w:p>
         </w:tc>
@@ -4164,7 +4340,7 @@
                 <w:sz w:val="21"/>
                 <w:szCs w:val="21"/>
               </w:rPr>
-              <w:t xml:space="preserve">produzir registro da vulnerabilidade</w:t>
+              <w:t xml:space="preserve">inventariar recurso, aplicação/rota, dados e container</w:t>
             </w:r>
           </w:p>
         </w:tc>
@@ -4197,7 +4373,7 @@
                 <w:sz w:val="21"/>
                 <w:szCs w:val="21"/>
               </w:rPr>
-              <w:t xml:space="preserve">perguntar “observado ou inferido?” em cada afirmação</w:t>
+              <w:t xml:space="preserve">cobrar função, responsável e consequência</w:t>
             </w:r>
           </w:p>
         </w:tc>
@@ -4230,7 +4406,7 @@
                 <w:sz w:val="21"/>
                 <w:szCs w:val="21"/>
               </w:rPr>
-              <w:t xml:space="preserve">ticket preliminar</w:t>
+              <w:t xml:space="preserve">inventário do Juice Shop priorizado</w:t>
             </w:r>
           </w:p>
         </w:tc>
@@ -4265,7 +4441,7 @@
                 <w:sz w:val="21"/>
                 <w:szCs w:val="21"/>
               </w:rPr>
-              <w:t xml:space="preserve">94–101</w:t>
+              <w:t xml:space="preserve">87–96</w:t>
             </w:r>
           </w:p>
         </w:tc>
@@ -4298,7 +4474,7 @@
                 <w:sz w:val="21"/>
                 <w:szCs w:val="21"/>
               </w:rPr>
-              <w:t xml:space="preserve">comparar tratamento e definir reteste</w:t>
+              <w:t xml:space="preserve">produzir registro da vulnerabilidade</w:t>
             </w:r>
           </w:p>
         </w:tc>
@@ -4331,7 +4507,7 @@
                 <w:sz w:val="21"/>
                 <w:szCs w:val="21"/>
               </w:rPr>
-              <w:t xml:space="preserve">exigir premissa, trade-off e resultado esperado</w:t>
+              <w:t xml:space="preserve">perguntar “observado ou inferido?” em cada afirmação</w:t>
             </w:r>
           </w:p>
         </w:tc>
@@ -4364,7 +4540,141 @@
                 <w:sz w:val="21"/>
                 <w:szCs w:val="21"/>
               </w:rPr>
-              <w:t xml:space="preserve">decisão verificável</w:t>
+              <w:t xml:space="preserve">ticket preliminar</w:t>
+            </w:r>
+          </w:p>
+        </w:tc>
+      </w:tr>
+      <w:tr>
+        <w:tc>
+          <w:tcPr>
+            <w:tcW w:type="dxa" w:w="1500"/>
+            <w:tcBorders>
+              <w:top w:val="single" w:color="C9D4DF" w:sz="4"/>
+              <w:left w:val="single" w:color="C9D4DF" w:sz="4"/>
+              <w:bottom w:val="single" w:color="C9D4DF" w:sz="4"/>
+              <w:right w:val="single" w:color="C9D4DF" w:sz="4"/>
+            </w:tcBorders>
+            <w:shd w:fill="FFFFFF" w:val="clear"/>
+            <w:tcMar>
+              <w:top w:type="dxa" w:w="110"/>
+              <w:left w:type="dxa" w:w="140"/>
+              <w:bottom w:type="dxa" w:w="110"/>
+              <w:right w:type="dxa" w:w="140"/>
+            </w:tcMar>
+          </w:tcPr>
+          <w:p>
+            <w:pPr>
+              <w:spacing w:after="0" w:line="285"/>
+            </w:pPr>
+            <w:r>
+              <w:rPr>
+                <w:b w:val="false"/>
+                <w:bCs w:val="false"/>
+                <w:color w:val="172B4D"/>
+                <w:sz w:val="21"/>
+                <w:szCs w:val="21"/>
+              </w:rPr>
+              <w:t xml:space="preserve">96–104</w:t>
+            </w:r>
+          </w:p>
+        </w:tc>
+        <w:tc>
+          <w:tcPr>
+            <w:tcW w:type="dxa" w:w="3250"/>
+            <w:tcBorders>
+              <w:top w:val="single" w:color="C9D4DF" w:sz="4"/>
+              <w:left w:val="single" w:color="C9D4DF" w:sz="4"/>
+              <w:bottom w:val="single" w:color="C9D4DF" w:sz="4"/>
+              <w:right w:val="single" w:color="C9D4DF" w:sz="4"/>
+            </w:tcBorders>
+            <w:shd w:fill="FFFFFF" w:val="clear"/>
+            <w:tcMar>
+              <w:top w:type="dxa" w:w="110"/>
+              <w:left w:type="dxa" w:w="140"/>
+              <w:bottom w:type="dxa" w:w="110"/>
+              <w:right w:type="dxa" w:w="140"/>
+            </w:tcMar>
+          </w:tcPr>
+          <w:p>
+            <w:pPr>
+              <w:spacing w:after="0" w:line="285"/>
+            </w:pPr>
+            <w:r>
+              <w:rPr>
+                <w:b w:val="false"/>
+                <w:bCs w:val="false"/>
+                <w:color w:val="172B4D"/>
+                <w:sz w:val="21"/>
+                <w:szCs w:val="21"/>
+              </w:rPr>
+              <w:t xml:space="preserve">comparar tratamento, definir reteste e parar container</w:t>
+            </w:r>
+          </w:p>
+        </w:tc>
+        <w:tc>
+          <w:tcPr>
+            <w:tcW w:type="dxa" w:w="3650"/>
+            <w:tcBorders>
+              <w:top w:val="single" w:color="C9D4DF" w:sz="4"/>
+              <w:left w:val="single" w:color="C9D4DF" w:sz="4"/>
+              <w:bottom w:val="single" w:color="C9D4DF" w:sz="4"/>
+              <w:right w:val="single" w:color="C9D4DF" w:sz="4"/>
+            </w:tcBorders>
+            <w:shd w:fill="FFFFFF" w:val="clear"/>
+            <w:tcMar>
+              <w:top w:type="dxa" w:w="110"/>
+              <w:left w:type="dxa" w:w="140"/>
+              <w:bottom w:type="dxa" w:w="110"/>
+              <w:right w:type="dxa" w:w="140"/>
+            </w:tcMar>
+          </w:tcPr>
+          <w:p>
+            <w:pPr>
+              <w:spacing w:after="0" w:line="285"/>
+            </w:pPr>
+            <w:r>
+              <w:rPr>
+                <w:b w:val="false"/>
+                <w:bCs w:val="false"/>
+                <w:color w:val="172B4D"/>
+                <w:sz w:val="21"/>
+                <w:szCs w:val="21"/>
+              </w:rPr>
+              <w:t xml:space="preserve">exigir premissa e confirmar docker stop</w:t>
+            </w:r>
+          </w:p>
+        </w:tc>
+        <w:tc>
+          <w:tcPr>
+            <w:tcW w:type="dxa" w:w="1900"/>
+            <w:tcBorders>
+              <w:top w:val="single" w:color="C9D4DF" w:sz="4"/>
+              <w:left w:val="single" w:color="C9D4DF" w:sz="4"/>
+              <w:bottom w:val="single" w:color="C9D4DF" w:sz="4"/>
+              <w:right w:val="single" w:color="C9D4DF" w:sz="4"/>
+            </w:tcBorders>
+            <w:shd w:fill="FFFFFF" w:val="clear"/>
+            <w:tcMar>
+              <w:top w:type="dxa" w:w="110"/>
+              <w:left w:type="dxa" w:w="140"/>
+              <w:bottom w:type="dxa" w:w="110"/>
+              <w:right w:type="dxa" w:w="140"/>
+            </w:tcMar>
+          </w:tcPr>
+          <w:p>
+            <w:pPr>
+              <w:spacing w:after="0" w:line="285"/>
+            </w:pPr>
+            <w:r>
+              <w:rPr>
+                <w:b w:val="false"/>
+                <w:bCs w:val="false"/>
+                <w:color w:val="172B4D"/>
+                <w:sz w:val="21"/>
+                <w:szCs w:val="21"/>
+              </w:rPr>
+              <w:t xml:space="preserve">decisão e ambiente encerrado</w:t>
             </w:r>
           </w:p>
         </w:tc>
@@ -6526,7 +6836,25 @@
           <w:sz w:val="23"/>
           <w:szCs w:val="23"/>
         </w:rPr>
-        <w:t xml:space="preserve">OWASP Juice Shop — aplicação vulnerável intencionalmente criada para treinamento.</w:t>
+        <w:t xml:space="preserve">OWASP Juice Shop — guia oficial de execução com Docker.</w:t>
+      </w:r>
+    </w:p>
+    <w:p>
+      <w:pPr>
+        <w:pStyle w:val="ListParagraph"/>
+        <w:numPr>
+          <w:ilvl w:val="0"/>
+          <w:numId w:val="1"/>
+        </w:numPr>
+        <w:spacing w:after="75" w:line="305"/>
+      </w:pPr>
+      <w:r>
+        <w:rPr>
+          <w:color w:val="172B4D"/>
+          <w:sz w:val="23"/>
+          <w:szCs w:val="23"/>
+        </w:rPr>
+        <w:t xml:space="preserve">Docker — instalação oficial do Docker Desktop para Windows e Docker Engine para Linux.</w:t>
       </w:r>
     </w:p>
     <w:sectPr>

--- a/roteiros/A02-ativos-ameacas-e-vulnerabilidades/fonte/A02-roteiro-docente.docx
+++ b/roteiros/A02-ativos-ameacas-e-vulnerabilidades/fonte/A02-roteiro-docente.docx
@@ -1575,6 +1575,85 @@
         <w:keepNext/>
       </w:pPr>
       <w:r>
+        <w:t xml:space="preserve">Nível de apoio para a segunda aula</w:t>
+      </w:r>
+    </w:p>
+    <w:p>
+      <w:pPr>
+        <w:spacing w:after="110" w:line="315"/>
+      </w:pPr>
+      <w:r>
+        <w:rPr>
+          <w:color w:val="172B4D"/>
+          <w:sz w:val="23"/>
+          <w:szCs w:val="23"/>
+        </w:rPr>
+        <w:t xml:space="preserve">Não espere que a turma descubra a rota, produza taxonomias ou escreva um ticket completo sem modelo. A URL http://127.0.0.1:3000/ftp/acquisitions.md é fornecida e executada primeiro pelo professor. A turma identifica campos diretamente observáveis; o professor constrói o primeiro encadeamento ativo–ameaça–fraqueza–vulnerabilidade–consequência; as duplas justificam e limitam as afirmações. Autonomia técnica não é critério nesta aula.</w:t>
+      </w:r>
+    </w:p>
+    <w:tbl>
+      <w:tblPr>
+        <w:tblW w:type="pct" w:w="100%"/>
+        <w:tblBorders>
+          <w:top w:val="single" w:color="auto" w:sz="4"/>
+          <w:left w:val="single" w:color="auto" w:sz="4"/>
+          <w:bottom w:val="single" w:color="auto" w:sz="4"/>
+          <w:right w:val="single" w:color="auto" w:sz="4"/>
+          <w:insideH w:val="single" w:color="auto" w:sz="4"/>
+          <w:insideV w:val="single" w:color="auto" w:sz="4"/>
+        </w:tblBorders>
+      </w:tblPr>
+      <w:tblGrid>
+        <w:gridCol w:w="100"/>
+      </w:tblGrid>
+      <w:tr>
+        <w:tc>
+          <w:tcPr>
+            <w:shd w:fill="0B65C2" w:val="clear"/>
+            <w:tcMar>
+              <w:top w:type="dxa" w:w="140"/>
+              <w:left w:type="dxa" w:w="180"/>
+              <w:bottom w:type="dxa" w:w="140"/>
+              <w:right w:type="dxa" w:w="180"/>
+            </w:tcMar>
+          </w:tcPr>
+          <w:p>
+            <w:pPr>
+              <w:spacing w:after="65"/>
+            </w:pPr>
+            <w:r>
+              <w:rPr>
+                <w:b/>
+                <w:bCs/>
+                <w:color w:val="FFFFFF"/>
+                <w:sz w:val="22"/>
+                <w:szCs w:val="22"/>
+              </w:rPr>
+              <w:t xml:space="preserve">PROGRESSÃO DE APOIO</w:t>
+            </w:r>
+          </w:p>
+          <w:p>
+            <w:pPr>
+              <w:spacing w:line="310"/>
+            </w:pPr>
+            <w:r>
+              <w:rPr>
+                <w:color w:val="FFFFFF"/>
+                <w:sz w:val="23"/>
+                <w:szCs w:val="23"/>
+              </w:rPr>
+              <w:t xml:space="preserve">Eu faço: professor executa e verbaliza a observação. Nós fazemos: turma constrói ativo e ameaça. Vocês fazem com apoio: duplas justificam fraqueza, vulnerabilidade, consequência, controle e reteste usando os pontos de partida do PDF.</w:t>
+            </w:r>
+          </w:p>
+        </w:tc>
+      </w:tr>
+    </w:tbl>
+    <w:p>
+      <w:pPr>
+        <w:pStyle w:val="Heading2"/>
+        <w:keepNext/>
+      </w:pPr>
+      <w:r>
         <w:t xml:space="preserve">Modelo de resposta que o professor deve construir</w:t>
       </w:r>
     </w:p>
@@ -2780,7 +2859,7 @@
                 <w:sz w:val="21"/>
                 <w:szCs w:val="21"/>
               </w:rPr>
-              <w:t xml:space="preserve">mostrar HTTP 200 sem diagnosticar; pedir o que a tela mostra e não mostra</w:t>
+              <w:t xml:space="preserve">retomar A01 e apresentar o documento entregue sem nomear a causa</w:t>
             </w:r>
           </w:p>
         </w:tc>
@@ -2813,7 +2892,7 @@
                 <w:sz w:val="21"/>
                 <w:szCs w:val="21"/>
               </w:rPr>
-              <w:t xml:space="preserve">duas observações; professor separa fato e interpretação no quadro</w:t>
+              <w:t xml:space="preserve">fato: houve resposta 200; lacunas permanecem</w:t>
             </w:r>
           </w:p>
         </w:tc>
@@ -2848,7 +2927,7 @@
                 <w:sz w:val="21"/>
                 <w:szCs w:val="21"/>
               </w:rPr>
-              <w:t xml:space="preserve">5–10 • Slide 2</w:t>
+              <w:t xml:space="preserve">5–9 • Slide 2</w:t>
             </w:r>
           </w:p>
         </w:tc>
@@ -2881,7 +2960,7 @@
                 <w:sz w:val="21"/>
                 <w:szCs w:val="21"/>
               </w:rPr>
-              <w:t xml:space="preserve">apresentar papel profissional, alvo, restrições e entrega</w:t>
+              <w:t xml:space="preserve">explicar a competência da aula em quatro movimentos</w:t>
             </w:r>
           </w:p>
         </w:tc>
@@ -2914,7 +2993,7 @@
                 <w:sz w:val="21"/>
                 <w:szCs w:val="21"/>
               </w:rPr>
-              <w:t xml:space="preserve">turma repete o escopo e indica um critério de parada</w:t>
+              <w:t xml:space="preserve">turma reconta observar–nomear–decidir–validar</w:t>
             </w:r>
           </w:p>
         </w:tc>
@@ -2949,7 +3028,7 @@
                 <w:sz w:val="21"/>
                 <w:szCs w:val="21"/>
               </w:rPr>
-              <w:t xml:space="preserve">10–17 • Slide 3</w:t>
+              <w:t xml:space="preserve">9–14 • Slide 3</w:t>
             </w:r>
           </w:p>
         </w:tc>
@@ -2982,7 +3061,7 @@
                 <w:sz w:val="21"/>
                 <w:szCs w:val="21"/>
               </w:rPr>
-              <w:t xml:space="preserve">solicitar previsão individual antes da explicação</w:t>
+              <w:t xml:space="preserve">mostrar que 127.0.0.1 é o computador do estudante e explicar por que o alvo é local</w:t>
             </w:r>
           </w:p>
         </w:tc>
@@ -3015,7 +3094,7 @@
                 <w:sz w:val="21"/>
                 <w:szCs w:val="21"/>
               </w:rPr>
-              <w:t xml:space="preserve">duas observações, um ativo, uma hipótese e uma lacuna</w:t>
+              <w:t xml:space="preserve">URL base e limite do ambiente compreendidos</w:t>
             </w:r>
           </w:p>
         </w:tc>
@@ -3050,7 +3129,7 @@
                 <w:sz w:val="21"/>
                 <w:szCs w:val="21"/>
               </w:rPr>
-              <w:t xml:space="preserve">17–28 • Slide 4</w:t>
+              <w:t xml:space="preserve">14–24 • Slide 4</w:t>
             </w:r>
           </w:p>
         </w:tc>
@@ -3083,7 +3162,7 @@
                 <w:sz w:val="21"/>
                 <w:szCs w:val="21"/>
               </w:rPr>
-              <w:t xml:space="preserve">construir inventário por função e consequência, incluindo OT</w:t>
+              <w:t xml:space="preserve">executar a URL fornecida e separar observado de inferido</w:t>
             </w:r>
           </w:p>
         </w:tc>
@@ -3116,7 +3195,7 @@
                 <w:sz w:val="21"/>
                 <w:szCs w:val="21"/>
               </w:rPr>
-              <w:t xml:space="preserve">uma linha priorizada com justificativa</w:t>
+              <w:t xml:space="preserve">método, caminho, status, tipo, ausência de login e uma hipótese</w:t>
             </w:r>
           </w:p>
         </w:tc>
@@ -3151,7 +3230,7 @@
                 <w:sz w:val="21"/>
                 <w:szCs w:val="21"/>
               </w:rPr>
-              <w:t xml:space="preserve">28–40 • Slide 5</w:t>
+              <w:t xml:space="preserve">24–31 • Slide 5</w:t>
             </w:r>
           </w:p>
         </w:tc>
@@ -3184,7 +3263,7 @@
                 <w:sz w:val="21"/>
                 <w:szCs w:val="21"/>
               </w:rPr>
-              <w:t xml:space="preserve">classificar os termos usando sempre a mesma evidência</w:t>
+              <w:t xml:space="preserve">construir quatro ativos somente do Juice Shop</w:t>
             </w:r>
           </w:p>
         </w:tc>
@@ -3217,7 +3296,7 @@
                 <w:sz w:val="21"/>
                 <w:szCs w:val="21"/>
               </w:rPr>
-              <w:t xml:space="preserve">cadeia ativo–fraqueza–vulnerabilidade–exposição–ameaça</w:t>
+              <w:t xml:space="preserve">informação, arquivo, serviço e container ligados a funções</w:t>
             </w:r>
           </w:p>
         </w:tc>
@@ -3252,7 +3331,7 @@
                 <w:sz w:val="21"/>
                 <w:szCs w:val="21"/>
               </w:rPr>
-              <w:t xml:space="preserve">40–47 • Slide 6</w:t>
+              <w:t xml:space="preserve">31–39 • Slide 6</w:t>
             </w:r>
           </w:p>
         </w:tc>
@@ -3285,7 +3364,7 @@
                 <w:sz w:val="21"/>
                 <w:szCs w:val="21"/>
               </w:rPr>
-              <w:t xml:space="preserve">votação argumentada: remover, autorizar ou monitorar</w:t>
+              <w:t xml:space="preserve">montar o exemplo ativo–ameaça–fraqueza–vulnerabilidade–consequência</w:t>
             </w:r>
           </w:p>
         </w:tc>
@@ -3318,7 +3397,7 @@
                 <w:sz w:val="21"/>
                 <w:szCs w:val="21"/>
               </w:rPr>
-              <w:t xml:space="preserve">decisão com premissa e evidência de reteste</w:t>
+              <w:t xml:space="preserve">turma indica onde começa a inferência</w:t>
             </w:r>
           </w:p>
         </w:tc>
@@ -3353,7 +3432,7 @@
                 <w:sz w:val="21"/>
                 <w:szCs w:val="21"/>
               </w:rPr>
-              <w:t xml:space="preserve">47–50 • Slide 7</w:t>
+              <w:t xml:space="preserve">39–44 • Slide 7</w:t>
             </w:r>
           </w:p>
         </w:tc>
@@ -3386,7 +3465,7 @@
                 <w:sz w:val="21"/>
                 <w:szCs w:val="21"/>
               </w:rPr>
-              <w:t xml:space="preserve">demonstrar o ciclo confirmar–prever–observar–registrar–validar</w:t>
+              <w:t xml:space="preserve">definir controle e diferenciar funções preventiva, detectiva, corretiva e recuperação</w:t>
             </w:r>
           </w:p>
         </w:tc>
@@ -3419,7 +3498,7 @@
                 <w:sz w:val="21"/>
                 <w:szCs w:val="21"/>
               </w:rPr>
-              <w:t xml:space="preserve">previsão do resultado antes da requisição</w:t>
+              <w:t xml:space="preserve">um exemplo de cada função no mesmo caso</w:t>
             </w:r>
           </w:p>
         </w:tc>
@@ -3454,7 +3533,7 @@
                 <w:sz w:val="21"/>
                 <w:szCs w:val="21"/>
               </w:rPr>
-              <w:t xml:space="preserve">50–52 • Slides 8–9</w:t>
+              <w:t xml:space="preserve">44–47 • Slide 8</w:t>
             </w:r>
           </w:p>
         </w:tc>
@@ -3487,7 +3566,7 @@
                 <w:sz w:val="21"/>
                 <w:szCs w:val="21"/>
               </w:rPr>
-              <w:t xml:space="preserve">explicar produto, transição e síntese</w:t>
+              <w:t xml:space="preserve">votar em controle e exigir um reteste compatível</w:t>
             </w:r>
           </w:p>
         </w:tc>
@@ -3520,7 +3599,209 @@
                 <w:sz w:val="21"/>
                 <w:szCs w:val="21"/>
               </w:rPr>
-              <w:t xml:space="preserve">duplas assumem papéis e abrem o roteiro</w:t>
+              <w:t xml:space="preserve">decisão com premissa e resultado esperado</w:t>
+            </w:r>
+          </w:p>
+        </w:tc>
+      </w:tr>
+      <w:tr>
+        <w:tc>
+          <w:tcPr>
+            <w:tcW w:type="dxa" w:w="1800"/>
+            <w:tcBorders>
+              <w:top w:val="single" w:color="C9D4DF" w:sz="4"/>
+              <w:left w:val="single" w:color="C9D4DF" w:sz="4"/>
+              <w:bottom w:val="single" w:color="C9D4DF" w:sz="4"/>
+              <w:right w:val="single" w:color="C9D4DF" w:sz="4"/>
+            </w:tcBorders>
+            <w:shd w:fill="FFFFFF" w:val="clear"/>
+            <w:tcMar>
+              <w:top w:type="dxa" w:w="110"/>
+              <w:left w:type="dxa" w:w="140"/>
+              <w:bottom w:type="dxa" w:w="110"/>
+              <w:right w:type="dxa" w:w="140"/>
+            </w:tcMar>
+          </w:tcPr>
+          <w:p>
+            <w:pPr>
+              <w:spacing w:after="0" w:line="285"/>
+            </w:pPr>
+            <w:r>
+              <w:rPr>
+                <w:b w:val="false"/>
+                <w:bCs w:val="false"/>
+                <w:color w:val="172B4D"/>
+                <w:sz w:val="21"/>
+                <w:szCs w:val="21"/>
+              </w:rPr>
+              <w:t xml:space="preserve">47–49 • Slide 9</w:t>
+            </w:r>
+          </w:p>
+        </w:tc>
+        <w:tc>
+          <w:tcPr>
+            <w:tcW w:type="dxa" w:w="4850"/>
+            <w:tcBorders>
+              <w:top w:val="single" w:color="C9D4DF" w:sz="4"/>
+              <w:left w:val="single" w:color="C9D4DF" w:sz="4"/>
+              <w:bottom w:val="single" w:color="C9D4DF" w:sz="4"/>
+              <w:right w:val="single" w:color="C9D4DF" w:sz="4"/>
+            </w:tcBorders>
+            <w:shd w:fill="FFFFFF" w:val="clear"/>
+            <w:tcMar>
+              <w:top w:type="dxa" w:w="110"/>
+              <w:left w:type="dxa" w:w="140"/>
+              <w:bottom w:type="dxa" w:w="110"/>
+              <w:right w:type="dxa" w:w="140"/>
+            </w:tcMar>
+          </w:tcPr>
+          <w:p>
+            <w:pPr>
+              <w:spacing w:after="0" w:line="285"/>
+            </w:pPr>
+            <w:r>
+              <w:rPr>
+                <w:b w:val="false"/>
+                <w:bCs w:val="false"/>
+                <w:color w:val="172B4D"/>
+                <w:sz w:val="21"/>
+                <w:szCs w:val="21"/>
+              </w:rPr>
+              <w:t xml:space="preserve">ler a frase de registro e identificar cada trecho</w:t>
+            </w:r>
+          </w:p>
+        </w:tc>
+        <w:tc>
+          <w:tcPr>
+            <w:tcW w:type="dxa" w:w="3650"/>
+            <w:tcBorders>
+              <w:top w:val="single" w:color="C9D4DF" w:sz="4"/>
+              <w:left w:val="single" w:color="C9D4DF" w:sz="4"/>
+              <w:bottom w:val="single" w:color="C9D4DF" w:sz="4"/>
+              <w:right w:val="single" w:color="C9D4DF" w:sz="4"/>
+            </w:tcBorders>
+            <w:shd w:fill="FFFFFF" w:val="clear"/>
+            <w:tcMar>
+              <w:top w:type="dxa" w:w="110"/>
+              <w:left w:type="dxa" w:w="140"/>
+              <w:bottom w:type="dxa" w:w="110"/>
+              <w:right w:type="dxa" w:w="140"/>
+            </w:tcMar>
+          </w:tcPr>
+          <w:p>
+            <w:pPr>
+              <w:spacing w:after="0" w:line="285"/>
+            </w:pPr>
+            <w:r>
+              <w:rPr>
+                <w:b w:val="false"/>
+                <w:bCs w:val="false"/>
+                <w:color w:val="172B4D"/>
+                <w:sz w:val="21"/>
+                <w:szCs w:val="21"/>
+              </w:rPr>
+              <w:t xml:space="preserve">modelo de ticket compreendido</w:t>
+            </w:r>
+          </w:p>
+        </w:tc>
+      </w:tr>
+      <w:tr>
+        <w:tc>
+          <w:tcPr>
+            <w:tcW w:type="dxa" w:w="1800"/>
+            <w:tcBorders>
+              <w:top w:val="single" w:color="C9D4DF" w:sz="4"/>
+              <w:left w:val="single" w:color="C9D4DF" w:sz="4"/>
+              <w:bottom w:val="single" w:color="C9D4DF" w:sz="4"/>
+              <w:right w:val="single" w:color="C9D4DF" w:sz="4"/>
+            </w:tcBorders>
+            <w:shd w:fill="FFFFFF" w:val="clear"/>
+            <w:tcMar>
+              <w:top w:type="dxa" w:w="110"/>
+              <w:left w:type="dxa" w:w="140"/>
+              <w:bottom w:type="dxa" w:w="110"/>
+              <w:right w:type="dxa" w:w="140"/>
+            </w:tcMar>
+          </w:tcPr>
+          <w:p>
+            <w:pPr>
+              <w:spacing w:after="0" w:line="285"/>
+            </w:pPr>
+            <w:r>
+              <w:rPr>
+                <w:b w:val="false"/>
+                <w:bCs w:val="false"/>
+                <w:color w:val="172B4D"/>
+                <w:sz w:val="21"/>
+                <w:szCs w:val="21"/>
+              </w:rPr>
+              <w:t xml:space="preserve">49–52 • Slides 10–11</w:t>
+            </w:r>
+          </w:p>
+        </w:tc>
+        <w:tc>
+          <w:tcPr>
+            <w:tcW w:type="dxa" w:w="4850"/>
+            <w:tcBorders>
+              <w:top w:val="single" w:color="C9D4DF" w:sz="4"/>
+              <w:left w:val="single" w:color="C9D4DF" w:sz="4"/>
+              <w:bottom w:val="single" w:color="C9D4DF" w:sz="4"/>
+              <w:right w:val="single" w:color="C9D4DF" w:sz="4"/>
+            </w:tcBorders>
+            <w:shd w:fill="FFFFFF" w:val="clear"/>
+            <w:tcMar>
+              <w:top w:type="dxa" w:w="110"/>
+              <w:left w:type="dxa" w:w="140"/>
+              <w:bottom w:type="dxa" w:w="110"/>
+              <w:right w:type="dxa" w:w="140"/>
+            </w:tcMar>
+          </w:tcPr>
+          <w:p>
+            <w:pPr>
+              <w:spacing w:after="0" w:line="285"/>
+            </w:pPr>
+            <w:r>
+              <w:rPr>
+                <w:b w:val="false"/>
+                <w:bCs w:val="false"/>
+                <w:color w:val="172B4D"/>
+                <w:sz w:val="21"/>
+                <w:szCs w:val="21"/>
+              </w:rPr>
+              <w:t xml:space="preserve">apresentar prática e síntese; abrir o PDF na Etapa 1</w:t>
+            </w:r>
+          </w:p>
+        </w:tc>
+        <w:tc>
+          <w:tcPr>
+            <w:tcW w:type="dxa" w:w="3650"/>
+            <w:tcBorders>
+              <w:top w:val="single" w:color="C9D4DF" w:sz="4"/>
+              <w:left w:val="single" w:color="C9D4DF" w:sz="4"/>
+              <w:bottom w:val="single" w:color="C9D4DF" w:sz="4"/>
+              <w:right w:val="single" w:color="C9D4DF" w:sz="4"/>
+            </w:tcBorders>
+            <w:shd w:fill="FFFFFF" w:val="clear"/>
+            <w:tcMar>
+              <w:top w:type="dxa" w:w="110"/>
+              <w:left w:type="dxa" w:w="140"/>
+              <w:bottom w:type="dxa" w:w="110"/>
+              <w:right w:type="dxa" w:w="140"/>
+            </w:tcMar>
+          </w:tcPr>
+          <w:p>
+            <w:pPr>
+              <w:spacing w:after="0" w:line="285"/>
+            </w:pPr>
+            <w:r>
+              <w:rPr>
+                <w:b w:val="false"/>
+                <w:bCs w:val="false"/>
+                <w:color w:val="172B4D"/>
+                <w:sz w:val="21"/>
+                <w:szCs w:val="21"/>
+              </w:rPr>
+              <w:t xml:space="preserve">duplas assumem papéis e localizam URL/comandos</w:t>
             </w:r>
           </w:p>
         </w:tc>
@@ -3550,7 +3831,7 @@
           <w:sz w:val="23"/>
           <w:szCs w:val="23"/>
         </w:rPr>
-        <w:t xml:space="preserve">Slide 1: “Leiam como analistas. Qual palavra da resposta é fato e qual conclusão vocês ainda não podem escrever?”</w:t>
+        <w:t xml:space="preserve">Slide 1: “O 200 é nossa evidência inicial. Que decisão ainda seria precipitada?”</w:t>
       </w:r>
     </w:p>
     <w:p>
@@ -3568,7 +3849,7 @@
           <w:sz w:val="23"/>
           <w:szCs w:val="23"/>
         </w:rPr>
-        <w:t xml:space="preserve">Slide 3: “Que nova evidência faria você abandonar sua hipótese?”</w:t>
+        <w:t xml:space="preserve">Slide 2: “Hoje não descobriremos uma falha; aprenderemos a explicar uma exposição conhecida.”</w:t>
       </w:r>
     </w:p>
     <w:p>
@@ -3586,7 +3867,7 @@
           <w:sz w:val="23"/>
           <w:szCs w:val="23"/>
         </w:rPr>
-        <w:t xml:space="preserve">Slide 4: “Se retirarmos esse ativo, qual processo deixa de funcionar e quem percebe primeiro?”</w:t>
+        <w:t xml:space="preserve">Slide 3: “De quem é o computador representado por 127.0.0.1?”</w:t>
       </w:r>
     </w:p>
     <w:p>
@@ -3604,7 +3885,7 @@
           <w:sz w:val="23"/>
           <w:szCs w:val="23"/>
         </w:rPr>
-        <w:t xml:space="preserve">Slide 5: “A frase descreve uma classe de erro ou uma instância concreta em um produto?”</w:t>
+        <w:t xml:space="preserve">Slide 4: “Qual campo vocês conseguem apontar na tela, sem interpretar?”</w:t>
       </w:r>
     </w:p>
     <w:p>
@@ -3622,7 +3903,61 @@
           <w:sz w:val="23"/>
           <w:szCs w:val="23"/>
         </w:rPr>
-        <w:t xml:space="preserve">Slide 6: “Complete: se a função do recurso for ___, escolhemos ___ e comprovamos por ___.”</w:t>
+        <w:t xml:space="preserve">Slide 5: “Além do computador, que informação, arquivo e serviço têm valor?”</w:t>
+      </w:r>
+    </w:p>
+    <w:p>
+      <w:pPr>
+        <w:pStyle w:val="ListParagraph"/>
+        <w:numPr>
+          <w:ilvl w:val="0"/>
+          <w:numId w:val="1"/>
+        </w:numPr>
+        <w:spacing w:after="75" w:line="305"/>
+      </w:pPr>
+      <w:r>
+        <w:rPr>
+          <w:color w:val="172B4D"/>
+          <w:sz w:val="23"/>
+          <w:szCs w:val="23"/>
+        </w:rPr>
+        <w:t xml:space="preserve">Slide 6: “Em qual linha deixamos de observar e começamos a formular hipótese?”</w:t>
+      </w:r>
+    </w:p>
+    <w:p>
+      <w:pPr>
+        <w:pStyle w:val="ListParagraph"/>
+        <w:numPr>
+          <w:ilvl w:val="0"/>
+          <w:numId w:val="1"/>
+        </w:numPr>
+        <w:spacing w:after="75" w:line="305"/>
+      </w:pPr>
+      <w:r>
+        <w:rPr>
+          <w:color w:val="172B4D"/>
+          <w:sz w:val="23"/>
+          <w:szCs w:val="23"/>
+        </w:rPr>
+        <w:t xml:space="preserve">Slide 7: “Este controle tenta evitar, detectar, corrigir ou recuperar?”</w:t>
+      </w:r>
+    </w:p>
+    <w:p>
+      <w:pPr>
+        <w:pStyle w:val="ListParagraph"/>
+        <w:numPr>
+          <w:ilvl w:val="0"/>
+          <w:numId w:val="1"/>
+        </w:numPr>
+        <w:spacing w:after="75" w:line="305"/>
+      </w:pPr>
+      <w:r>
+        <w:rPr>
+          <w:color w:val="172B4D"/>
+          <w:sz w:val="23"/>
+          <w:szCs w:val="23"/>
+        </w:rPr>
+        <w:t xml:space="preserve">Slide 8: “Se a função do recurso for ___, escolhemos ___ e comprovamos por ___.”</w:t>
       </w:r>
     </w:p>
     <w:p>
